--- a/assets/documents/Professional_Self_Assessment.docx
+++ b/assets/documents/Professional_Self_Assessment.docx
@@ -127,13 +127,22 @@
         <w:t xml:space="preserve">fully </w:t>
       </w:r>
       <w:r>
-        <w:t xml:space="preserve">complete software systems. </w:t>
-      </w:r>
-      <w:r>
-        <w:t>Overall, t</w:t>
-      </w:r>
-      <w:r>
-        <w:t xml:space="preserve">his capstone allowed me to bring those skills together by revisiting </w:t>
+        <w:t>complete software systems.</w:t>
+      </w:r>
+      <w:r>
+        <w:t xml:space="preserve"> </w:t>
+      </w:r>
+      <w:r>
+        <w:t>T</w:t>
+      </w:r>
+      <w:r>
+        <w:t>his capstone</w:t>
+      </w:r>
+      <w:r>
+        <w:t xml:space="preserve"> has</w:t>
+      </w:r>
+      <w:r>
+        <w:t xml:space="preserve"> allowed me to bring those skills together by revisiting </w:t>
       </w:r>
       <w:r>
         <w:t xml:space="preserve">my </w:t>
@@ -168,10 +177,18 @@
         <w:t>, my</w:t>
       </w:r>
       <w:r>
-        <w:t xml:space="preserve"> main</w:t>
-      </w:r>
-      <w:r>
-        <w:t xml:space="preserve"> focus was often on making sure a program worked and met the immediate assignment requirements. </w:t>
+        <w:t xml:space="preserve"> </w:t>
+      </w:r>
+      <w:proofErr w:type="gramStart"/>
+      <w:r>
+        <w:t>main</w:t>
+      </w:r>
+      <w:r>
+        <w:t xml:space="preserve"> focus</w:t>
+      </w:r>
+      <w:proofErr w:type="gramEnd"/>
+      <w:r>
+        <w:t xml:space="preserve"> was often on making sure a program worked and met the immediate assignment requirements. </w:t>
       </w:r>
       <w:r>
         <w:t>As I gained more experience</w:t>
@@ -418,13 +435,29 @@
         <w:t xml:space="preserve">also </w:t>
       </w:r>
       <w:r>
-        <w:t>a tool that helps a user complete tasks quickly and accurately. A testing project is not only about passing tests</w:t>
+        <w:t xml:space="preserve">a tool that helps a user </w:t>
+      </w:r>
+      <w:proofErr w:type="gramStart"/>
+      <w:r>
+        <w:t>complete tasks</w:t>
+      </w:r>
+      <w:proofErr w:type="gramEnd"/>
+      <w:r>
+        <w:t xml:space="preserve"> quickly and accurately. A testing project is not only about passing tests</w:t>
       </w:r>
       <w:r>
         <w:t>,</w:t>
       </w:r>
       <w:r>
-        <w:t xml:space="preserve"> it is </w:t>
+        <w:t xml:space="preserve"> </w:t>
+      </w:r>
+      <w:proofErr w:type="gramStart"/>
+      <w:r>
+        <w:t>it is</w:t>
+      </w:r>
+      <w:proofErr w:type="gramEnd"/>
+      <w:r>
+        <w:t xml:space="preserve"> </w:t>
       </w:r>
       <w:r>
         <w:t xml:space="preserve">also </w:t>
@@ -521,33 +554,74 @@
         <w:t>needs</w:t>
       </w:r>
       <w:r>
-        <w:t xml:space="preserve"> both of these skill sets because modern applications often depend on a connection between user interfaces, application logic, and persistent data. My coursework helped me understand how these pieces fit together and why a strong design matters before, during, and after implementation.</w:t>
+        <w:t xml:space="preserve"> </w:t>
+      </w:r>
+      <w:proofErr w:type="gramStart"/>
+      <w:r>
+        <w:t>both of these</w:t>
+      </w:r>
+      <w:proofErr w:type="gramEnd"/>
+      <w:r>
+        <w:t xml:space="preserve"> skill sets because modern applications often depend on </w:t>
+      </w:r>
+      <w:proofErr w:type="gramStart"/>
+      <w:r>
+        <w:t>a connection</w:t>
+      </w:r>
+      <w:proofErr w:type="gramEnd"/>
+      <w:r>
+        <w:t xml:space="preserve"> between user interfaces, application logic, and persistent data. My coursework helped me understand how these pieces fit together and why a strong design matters before, during, and after implementation.</w:t>
       </w:r>
     </w:p>
     <w:p>
       <w:r>
         <w:lastRenderedPageBreak/>
-        <w:t>Testing and quality assurance became especially important to me in CS 320, Software Testing, Automation, and Quality Assurance. In that course, I worked with contact, task, and appointment services for a mobile application back end. The services used in-memory data structures and were tested with JUnit to verify that the software met specific customer requirements. For example, the contact service required fields such as contact ID, first name, last name, phone number, and address to follow length and null restrictions. The task service required unique task IDs, valid names, valid descriptions, and update/delete behavior. The appointment service required valid appointment IDs, future appointment dates, descriptions, and delete functionality. Writing JUnit tests for these requirements helped me understand that good testing is not random; it should be tied directly to the requirements the software is expected to meet.</w:t>
+        <w:t>Testing and quality assurance became especially important to me in CS 320</w:t>
+      </w:r>
+      <w:r>
+        <w:t>:</w:t>
+      </w:r>
+      <w:r>
+        <w:t xml:space="preserve"> Software Testing, Automation, and Quality Assurance. In that course, I worked with contact, task, and appointment services for a mobile application back end. The services used in-memory data structures and were tested with JUnit to verify that the software met specific customer requirements. For example, the contact service required fields such as contact ID, first name, last name, phone number, and address to follow length and null restrictions. The task service required unique task IDs, valid names, valid descriptions, and update/delete behavior. The appointment service required valid appointment IDs, future appointment dates, descriptions, and delete functionality. Writing JUnit tests for these requirements helped me understand that good testing is not random</w:t>
+      </w:r>
+      <w:r>
+        <w:t xml:space="preserve"> and that</w:t>
+      </w:r>
+      <w:r>
+        <w:t xml:space="preserve"> it should be tied directly to the requirements the software is expected to meet.</w:t>
       </w:r>
     </w:p>
     <w:p>
       <w:r>
-        <w:t xml:space="preserve">A specific example from the program outside of my enhanced artifacts is </w:t>
-      </w:r>
-      <w:r>
-        <w:t xml:space="preserve">CS 320 </w:t>
-      </w:r>
-      <w:r>
-        <w:t xml:space="preserve">which </w:t>
-      </w:r>
-      <w:r>
-        <w:t xml:space="preserve">also helped me develop a more disciplined testing mindset. I practiced testing valid inputs, invalid inputs, boundary conditions, null values, duplicate IDs, update behavior, delete behavior, and exception handling. This taught me that software should not be considered complete just because it runs once under ideal conditions. It should be tested against the ways users might make mistakes, the ways data might be invalid, and the ways requirements might be violated. The course also helped me understand the importance of limiting bias when testing my own code. As a developer, it is easy to assume the code works because I know what I intended it to do. </w:t>
+        <w:t>This</w:t>
+      </w:r>
+      <w:r>
+        <w:t xml:space="preserve"> </w:t>
+      </w:r>
+      <w:r>
+        <w:t xml:space="preserve">also helped me develop a more disciplined </w:t>
+      </w:r>
+      <w:proofErr w:type="gramStart"/>
+      <w:r>
+        <w:t>testing mindset</w:t>
+      </w:r>
+      <w:proofErr w:type="gramEnd"/>
+      <w:r>
+        <w:t xml:space="preserve">. I practiced testing valid inputs, invalid inputs, boundary conditions, null values, duplicate IDs, update behavior, delete behavior, and exception handling. This taught me that software should not be considered complete just because it runs once under ideal conditions. It should be tested against the ways users might make mistakes, the ways data might be invalid, and the ways requirements might be violated. The course also helped me understand the importance of limiting bias when testing my own code. As a developer, it is easy to assume the code works because I know what I intended it to do. </w:t>
       </w:r>
       <w:r>
         <w:t>However, a</w:t>
       </w:r>
       <w:r>
-        <w:t xml:space="preserve">s a tester, I had to look at the code more critically and ask whether it actually met the requirements. That mindset connects directly to </w:t>
+        <w:t xml:space="preserve">s a tester, I had to look at the code more critically and ask whether it </w:t>
+      </w:r>
+      <w:proofErr w:type="gramStart"/>
+      <w:r>
+        <w:t>actually met</w:t>
+      </w:r>
+      <w:proofErr w:type="gramEnd"/>
+      <w:r>
+        <w:t xml:space="preserve"> the requirements. That mindset connects directly to </w:t>
       </w:r>
       <w:r>
         <w:t xml:space="preserve">my goal of being a </w:t>
@@ -598,23 +672,23 @@
       </w:r>
       <w:proofErr w:type="spellEnd"/>
       <w:r>
-        <w:t xml:space="preserve"> helped me showcase my strengths and prepare for the computer science field because it required me to organize my work as a professional body of evidence. Instead of only showing final code, I had to explain my process, describe my improvements, and connect my work to course outcomes. This helped me understand how </w:t>
+        <w:t xml:space="preserve"> helped me showcase my strengths and prepare for the computer science field because it required me to organize my work as a professional body of evidence. Instead of only showing final code, I had to explain my process, describe my improvements, and connect my work to course outcomes. This helped me understand how to present myself to</w:t>
+      </w:r>
+      <w:r>
+        <w:t xml:space="preserve"> my future</w:t>
+      </w:r>
+      <w:r>
+        <w:t xml:space="preserve"> employers. </w:t>
+      </w:r>
+      <w:r>
+        <w:t>My</w:t>
+      </w:r>
+      <w:r>
+        <w:t xml:space="preserve"> portfolio shows that I can evaluate existing </w:t>
       </w:r>
       <w:r>
         <w:lastRenderedPageBreak/>
-        <w:t>to present myself to</w:t>
-      </w:r>
-      <w:r>
-        <w:t xml:space="preserve"> my future</w:t>
-      </w:r>
-      <w:r>
-        <w:t xml:space="preserve"> employers. </w:t>
-      </w:r>
-      <w:r>
-        <w:t>My</w:t>
-      </w:r>
-      <w:r>
-        <w:t xml:space="preserve"> portfolio shows that I can evaluate existing work, improve it, explain my choices, and reflect on what I learned. It also shows that I can work across multiple areas of computer science, including software engineering, algorithms and data structures, databases, communication, testing, and security.</w:t>
+        <w:t>work, improve it, explain my choices, and reflect on what I learned. It also shows that I can work across multiple areas of computer science, including software engineering, algorithms and data structures, databases, communication, testing, and security.</w:t>
       </w:r>
     </w:p>
     <w:p>
@@ -672,7 +746,13 @@
         <w:t xml:space="preserve">my </w:t>
       </w:r>
       <w:r>
-        <w:t>actual technical growth. Together, the code review, artifacts, narratives, and this self-assessment create a complete picture of my development as a computer science student and emerging software professional.</w:t>
+        <w:t>actual technical growth. Together, the code review, artifacts, narratives, and this self-assessment create</w:t>
+      </w:r>
+      <w:r>
+        <w:t>s</w:t>
+      </w:r>
+      <w:r>
+        <w:t xml:space="preserve"> a complete picture of my development as a computer science student and emerging software professional.</w:t>
       </w:r>
     </w:p>
     <w:p>
@@ -735,17 +815,17 @@
     </w:p>
     <w:p>
       <w:r>
-        <w:t xml:space="preserve">Completing this capstone has shown me how much I have grown since entering the Computer Science program. I am now better prepared to evaluate existing code, improve software design, communicate technical decisions, work with data, test for reliability, and </w:t>
+        <w:t xml:space="preserve">Completing this capstone has shown me how much I have grown since entering the Computer Science program. I am now better prepared to evaluate existing code, improve software design, communicate technical decisions, work with data, test for reliability, and think about security throughout the development process. </w:t>
+      </w:r>
+      <w:r>
+        <w:t>My</w:t>
+      </w:r>
+      <w:r>
+        <w:t xml:space="preserve"> portfolio is not only a final </w:t>
       </w:r>
       <w:r>
         <w:lastRenderedPageBreak/>
-        <w:t xml:space="preserve">think about security throughout the development process. </w:t>
-      </w:r>
-      <w:r>
-        <w:t>My</w:t>
-      </w:r>
-      <w:r>
-        <w:t xml:space="preserve"> portfolio is not only a final course project</w:t>
+        <w:t>course project</w:t>
       </w:r>
       <w:r>
         <w:t xml:space="preserve"> but</w:t>
@@ -1368,6 +1448,7 @@
   <w:style w:type="character" w:default="1" w:styleId="DefaultParagraphFont">
     <w:name w:val="Default Paragraph Font"/>
     <w:uiPriority w:val="1"/>
+    <w:semiHidden/>
     <w:unhideWhenUsed/>
   </w:style>
   <w:style w:type="table" w:default="1" w:styleId="TableNormal">
